--- a/常用git命令.docx
+++ b/常用git命令.docx
@@ -22,7 +22,6 @@
           <w:spacing w:val="0"/>
           <w:sz w:val="30"/>
           <w:szCs w:val="30"/>
-          <w:bdr w:val="none" w:color="auto" w:sz="0" w:space="0"/>
           <w:shd w:val="clear" w:fill="EBEEF2"/>
         </w:rPr>
       </w:pPr>
@@ -37,11 +36,12 @@
           <w:spacing w:val="0"/>
           <w:sz w:val="30"/>
           <w:szCs w:val="30"/>
-          <w:bdr w:val="none" w:color="auto" w:sz="0" w:space="0"/>
           <w:shd w:val="clear" w:fill="EBEEF2"/>
         </w:rPr>
         <w:t>git status</w:t>
       </w:r>
+      <w:bookmarkStart w:id="0" w:name="_GoBack"/>
+      <w:bookmarkEnd w:id="0"/>
     </w:p>
     <w:p>
       <w:pPr>
@@ -55,7 +55,6 @@
           <w:spacing w:val="0"/>
           <w:sz w:val="30"/>
           <w:szCs w:val="30"/>
-          <w:bdr w:val="none" w:color="auto" w:sz="0" w:space="0"/>
           <w:shd w:val="clear" w:fill="EBEEF2"/>
           <w:lang w:val="en-US" w:eastAsia="zh-CN"/>
         </w:rPr>
@@ -70,7 +69,6 @@
           <w:spacing w:val="0"/>
           <w:sz w:val="30"/>
           <w:szCs w:val="30"/>
-          <w:bdr w:val="none" w:color="auto" w:sz="0" w:space="0"/>
           <w:shd w:val="clear" w:fill="EBEEF2"/>
           <w:lang w:val="en-US" w:eastAsia="zh-CN"/>
         </w:rPr>
@@ -87,7 +85,6 @@
           <w:spacing w:val="0"/>
           <w:sz w:val="30"/>
           <w:szCs w:val="30"/>
-          <w:bdr w:val="none" w:color="auto" w:sz="0" w:space="0"/>
           <w:shd w:val="clear" w:fill="EBEEF2"/>
           <w:lang w:val="en-US" w:eastAsia="zh-CN"/>
         </w:rPr>
@@ -106,7 +103,6 @@
           <w:spacing w:val="0"/>
           <w:sz w:val="30"/>
           <w:szCs w:val="30"/>
-          <w:bdr w:val="none" w:color="auto" w:sz="0" w:space="0"/>
           <w:shd w:val="clear" w:fill="EBEEF2"/>
           <w:lang w:val="en-US" w:eastAsia="zh-CN"/>
         </w:rPr>
@@ -121,7 +117,6 @@
           <w:spacing w:val="0"/>
           <w:sz w:val="30"/>
           <w:szCs w:val="30"/>
-          <w:bdr w:val="none" w:color="auto" w:sz="0" w:space="0"/>
           <w:shd w:val="clear" w:fill="EBEEF2"/>
           <w:lang w:val="en-US" w:eastAsia="zh-CN"/>
         </w:rPr>
@@ -138,33 +133,28 @@
           <w:spacing w:val="0"/>
           <w:sz w:val="30"/>
           <w:szCs w:val="30"/>
-          <w:bdr w:val="none" w:color="auto" w:sz="0" w:space="0"/>
-          <w:shd w:val="clear" w:fill="EBEEF2"/>
-          <w:lang w:val="en-US" w:eastAsia="zh-CN"/>
-        </w:rPr>
-        <w:t xml:space="preserve">it commit -m </w:t>
-      </w:r>
-      <w:bookmarkStart w:id="0" w:name="_GoBack"/>
-      <w:bookmarkEnd w:id="0"/>
-      <w:r>
-        <w:rPr>
-          <w:rStyle w:val="5"/>
-          <w:rFonts w:hint="eastAsia" w:ascii="Consolas" w:hAnsi="Consolas" w:eastAsia="宋体" w:cs="Consolas"/>
-          <w:b/>
-          <w:bCs/>
-          <w:caps w:val="0"/>
-          <w:color w:val="0F1115"/>
-          <w:spacing w:val="0"/>
-          <w:sz w:val="30"/>
-          <w:szCs w:val="30"/>
-          <w:bdr w:val="none" w:color="auto" w:sz="0" w:space="0"/>
-          <w:shd w:val="clear" w:fill="EBEEF2"/>
-          <w:lang w:val="en-US" w:eastAsia="zh-CN"/>
-        </w:rPr>
-        <w:t>修改空文件错误</w:t>
+          <w:shd w:val="clear" w:fill="EBEEF2"/>
+          <w:lang w:val="en-US" w:eastAsia="zh-CN"/>
+        </w:rPr>
+        <w:t>it commit -m 公钥私钥编码</w:t>
       </w:r>
     </w:p>
     <w:p>
+      <w:pPr>
+        <w:rPr>
+          <w:rStyle w:val="5"/>
+          <w:rFonts w:hint="default" w:ascii="Consolas" w:hAnsi="Consolas" w:eastAsia="宋体" w:cs="Consolas"/>
+          <w:b/>
+          <w:bCs/>
+          <w:caps w:val="0"/>
+          <w:color w:val="0F1115"/>
+          <w:spacing w:val="0"/>
+          <w:sz w:val="30"/>
+          <w:szCs w:val="30"/>
+          <w:shd w:val="clear" w:fill="EBEEF2"/>
+          <w:lang w:val="en-US" w:eastAsia="zh-CN"/>
+        </w:rPr>
+      </w:pPr>
       <w:r>
         <w:rPr>
           <w:rStyle w:val="5"/>
@@ -176,12 +166,45 @@
           <w:spacing w:val="0"/>
           <w:sz w:val="30"/>
           <w:szCs w:val="30"/>
-          <w:bdr w:val="none" w:color="auto" w:sz="0" w:space="0"/>
           <w:shd w:val="clear" w:fill="EBEEF2"/>
           <w:lang w:val="en-US" w:eastAsia="zh-CN"/>
         </w:rPr>
         <w:t>git push origin master</w:t>
       </w:r>
+    </w:p>
+    <w:p>
+      <w:pPr>
+        <w:rPr>
+          <w:rStyle w:val="5"/>
+          <w:rFonts w:hint="default" w:ascii="Consolas" w:hAnsi="Consolas" w:eastAsia="宋体" w:cs="Consolas"/>
+          <w:b/>
+          <w:bCs/>
+          <w:caps w:val="0"/>
+          <w:color w:val="0F1115"/>
+          <w:spacing w:val="0"/>
+          <w:sz w:val="30"/>
+          <w:szCs w:val="30"/>
+          <w:shd w:val="clear" w:fill="EBEEF2"/>
+          <w:lang w:val="en-US" w:eastAsia="zh-CN"/>
+        </w:rPr>
+      </w:pPr>
+    </w:p>
+    <w:p>
+      <w:pPr>
+        <w:rPr>
+          <w:rStyle w:val="5"/>
+          <w:rFonts w:hint="default" w:ascii="Consolas" w:hAnsi="Consolas" w:eastAsia="宋体" w:cs="Consolas"/>
+          <w:b/>
+          <w:bCs/>
+          <w:caps w:val="0"/>
+          <w:color w:val="0F1115"/>
+          <w:spacing w:val="0"/>
+          <w:sz w:val="30"/>
+          <w:szCs w:val="30"/>
+          <w:shd w:val="clear" w:fill="EBEEF2"/>
+          <w:lang w:val="en-US" w:eastAsia="zh-CN"/>
+        </w:rPr>
+      </w:pPr>
     </w:p>
     <w:sectPr>
       <w:pgSz w:w="11906" w:h="16838"/>

--- a/常用git命令.docx
+++ b/常用git命令.docx
@@ -40,8 +40,6 @@
         </w:rPr>
         <w:t>git status</w:t>
       </w:r>
-      <w:bookmarkStart w:id="0" w:name="_GoBack"/>
-      <w:bookmarkEnd w:id="0"/>
     </w:p>
     <w:p>
       <w:pPr>
@@ -136,8 +134,10 @@
           <w:shd w:val="clear" w:fill="EBEEF2"/>
           <w:lang w:val="en-US" w:eastAsia="zh-CN"/>
         </w:rPr>
-        <w:t>it commit -m 公钥私钥编码</w:t>
+        <w:t>it commit -m 生成挑战c</w:t>
       </w:r>
+      <w:bookmarkStart w:id="0" w:name="_GoBack"/>
+      <w:bookmarkEnd w:id="0"/>
     </w:p>
     <w:p>
       <w:pPr>
@@ -323,14 +323,14 @@
     <w:lsdException w:unhideWhenUsed="0" w:uiPriority="0" w:semiHidden="0" w:name="HTML Acronym"/>
     <w:lsdException w:unhideWhenUsed="0" w:uiPriority="0" w:semiHidden="0" w:name="HTML Address"/>
     <w:lsdException w:unhideWhenUsed="0" w:uiPriority="0" w:semiHidden="0" w:name="HTML Cite"/>
-    <w:lsdException w:unhideWhenUsed="0" w:uiPriority="0" w:semiHidden="0" w:name="HTML Code"/>
+    <w:lsdException w:qFormat="1" w:unhideWhenUsed="0" w:uiPriority="0" w:semiHidden="0" w:name="HTML Code"/>
     <w:lsdException w:unhideWhenUsed="0" w:uiPriority="0" w:semiHidden="0" w:name="HTML Definition"/>
     <w:lsdException w:unhideWhenUsed="0" w:uiPriority="0" w:semiHidden="0" w:name="HTML Keyboard"/>
     <w:lsdException w:unhideWhenUsed="0" w:uiPriority="0" w:semiHidden="0" w:name="HTML Preformatted"/>
     <w:lsdException w:unhideWhenUsed="0" w:uiPriority="0" w:semiHidden="0" w:name="HTML Sample"/>
     <w:lsdException w:unhideWhenUsed="0" w:uiPriority="0" w:semiHidden="0" w:name="HTML Typewriter"/>
     <w:lsdException w:unhideWhenUsed="0" w:uiPriority="0" w:semiHidden="0" w:name="HTML Variable"/>
-    <w:lsdException w:unhideWhenUsed="0" w:uiPriority="0" w:name="Normal Table"/>
+    <w:lsdException w:qFormat="1" w:unhideWhenUsed="0" w:uiPriority="0" w:name="Normal Table"/>
     <w:lsdException w:unhideWhenUsed="0" w:uiPriority="0" w:semiHidden="0" w:name="annotation subject"/>
     <w:lsdException w:unhideWhenUsed="0" w:uiPriority="0" w:semiHidden="0" w:name="Table Simple 1"/>
     <w:lsdException w:unhideWhenUsed="0" w:uiPriority="0" w:semiHidden="0" w:name="Table Simple 2"/>
@@ -523,6 +523,7 @@
   <w:style w:type="table" w:default="1" w:styleId="3">
     <w:name w:val="Normal Table"/>
     <w:semiHidden/>
+    <w:qFormat/>
     <w:uiPriority w:val="0"/>
     <w:tblPr>
       <w:tblCellMar>
@@ -536,6 +537,7 @@
   <w:style w:type="character" w:styleId="5">
     <w:name w:val="HTML Code"/>
     <w:basedOn w:val="4"/>
+    <w:qFormat/>
     <w:uiPriority w:val="0"/>
     <w:rPr>
       <w:rFonts w:ascii="Courier New" w:hAnsi="Courier New"/>

--- a/常用git命令.docx
+++ b/常用git命令.docx
@@ -25,6 +25,7 @@
           <w:shd w:val="clear" w:fill="EBEEF2"/>
         </w:rPr>
       </w:pPr>
+      <w:bookmarkStart w:id="0" w:name="_GoBack"/>
       <w:r>
         <w:rPr>
           <w:rStyle w:val="5"/>
@@ -134,10 +135,8 @@
           <w:shd w:val="clear" w:fill="EBEEF2"/>
           <w:lang w:val="en-US" w:eastAsia="zh-CN"/>
         </w:rPr>
-        <w:t>it commit -m 生成挑战c</w:t>
+        <w:t>it commit -m 生成并判断H</w:t>
       </w:r>
-      <w:bookmarkStart w:id="0" w:name="_GoBack"/>
-      <w:bookmarkEnd w:id="0"/>
     </w:p>
     <w:p>
       <w:pPr>
@@ -172,6 +171,7 @@
         <w:t>git push origin master</w:t>
       </w:r>
     </w:p>
+    <w:bookmarkEnd w:id="0"/>
     <w:p>
       <w:pPr>
         <w:rPr>

--- a/常用git命令.docx
+++ b/常用git命令.docx
@@ -135,7 +135,7 @@
           <w:shd w:val="clear" w:fill="EBEEF2"/>
           <w:lang w:val="en-US" w:eastAsia="zh-CN"/>
         </w:rPr>
-        <w:t>it commit -m 生成并判断H</w:t>
+        <w:t>it commit -m 完成签名生成，验签流程</w:t>
       </w:r>
     </w:p>
     <w:p>
@@ -171,7 +171,6 @@
         <w:t>git push origin master</w:t>
       </w:r>
     </w:p>
-    <w:bookmarkEnd w:id="0"/>
     <w:p>
       <w:pPr>
         <w:rPr>
@@ -206,6 +205,7 @@
         </w:rPr>
       </w:pPr>
     </w:p>
+    <w:bookmarkEnd w:id="0"/>
     <w:sectPr>
       <w:pgSz w:w="11906" w:h="16838"/>
       <w:pgMar w:top="1440" w:right="1800" w:bottom="1440" w:left="1800" w:header="851" w:footer="992" w:gutter="0"/>
